--- a/propuesta-bootcamp-ejecutivo-quito-2026/outputs/v2/export/propuesta-detallada-es.docx
+++ b/propuesta-bootcamp-ejecutivo-quito-2026/outputs/v2/export/propuesta-detallada-es.docx
@@ -1481,7 +1481,7 @@
           <w:sz w:val="20"/>
           <w:szCs w:val="20"/>
         </w:rPr>
-        <w:t xml:space="preserve">Fecha: Domingo de Pascua, 5 de abril de 2026</w:t>
+        <w:t xml:space="preserve">Fecha: Martes 7 de abril, 7:00 PM, 7 de abril de 2026</w:t>
       </w:r>
     </w:p>
     <w:p>
@@ -3399,7 +3399,7 @@
                 <w:sz w:val="18"/>
                 <w:szCs w:val="18"/>
               </w:rPr>
-              <w:t xml:space="preserve">5 abril 2026 (Pascua)</w:t>
+              <w:t xml:space="preserve">5 abril 2026 (martes 7 de abril)</w:t>
             </w:r>
           </w:p>
         </w:tc>
@@ -7942,7 +7942,7 @@
           <w:sz w:val="20"/>
           <w:szCs w:val="20"/>
         </w:rPr>
-        <w:t xml:space="preserve">1. Reservar plaza en el Taller gratuito (5 de abril): contacto@metodologia.info</w:t>
+        <w:t xml:space="preserve">1. Reservar plaza en el Taller gratuito (7 de abril): contacto@metodologia.info</w:t>
       </w:r>
     </w:p>
     <w:p>

--- a/propuesta-bootcamp-ejecutivo-quito-2026/outputs/v2/export/propuesta-detallada-es.docx
+++ b/propuesta-bootcamp-ejecutivo-quito-2026/outputs/v2/export/propuesta-detallada-es.docx
@@ -530,7 +530,7 @@
           <w:sz w:val="22"/>
           <w:szCs w:val="22"/>
         </w:rPr>
-        <w:t xml:space="preserve">13 Asistentes IA</w:t>
+        <w:t xml:space="preserve">13 Asistentes IA Especializados</w:t>
       </w:r>
     </w:p>
     <w:p>
@@ -544,7 +544,7 @@
           <w:sz w:val="20"/>
           <w:szCs w:val="20"/>
         </w:rPr>
-        <w:t xml:space="preserve">  •  Especializados por funcion ejecutiva (comunicacion, analisis, agenda, decisiones, reportes...)</w:t>
+        <w:t xml:space="preserve">  •  Disponibles desde el dia 1 para usar en flujos de trabajo</w:t>
       </w:r>
     </w:p>
     <w:p>
@@ -558,7 +558,7 @@
           <w:sz w:val="20"/>
           <w:szCs w:val="20"/>
         </w:rPr>
-        <w:t xml:space="preserve">  •  Configurados durante las 9 sesiones de co-creacion</w:t>
+        <w:t xml:space="preserve">  •  Especializados por funcion (comunicacion, analisis, agenda, decisiones, reportes...), no personalizados por individuo</w:t>
       </w:r>
     </w:p>
     <w:p>
@@ -572,7 +572,66 @@
           <w:sz w:val="20"/>
           <w:szCs w:val="20"/>
         </w:rPr>
+        <w:t xml:space="preserve">  •  Durante el bootcamp se entregan y se explica como usarlos mejor que el publico general</w:t>
+      </w:r>
+    </w:p>
+    <w:p>
+      <w:pPr>
+        <w:spacing w:after="60"/>
+      </w:pPr>
+      <w:r>
+        <w:rPr>
+          <w:rFonts w:ascii="Trebuchet MS" w:cs="Trebuchet MS" w:eastAsia="Trebuchet MS" w:hAnsi="Trebuchet MS"/>
+          <w:color w:val="1F2833"/>
+          <w:sz w:val="20"/>
+          <w:szCs w:val="20"/>
+        </w:rPr>
         <w:t xml:space="preserve">  •  Base incluida en el bootcamp; asistentes adicionales disponibles a $347 USD c/u</w:t>
+      </w:r>
+    </w:p>
+    <w:p>
+      <w:pPr>
+        <w:pStyle w:val="Heading3"/>
+        <w:spacing w:after="100" w:before="200"/>
+      </w:pPr>
+      <w:r>
+        <w:rPr>
+          <w:rFonts w:ascii="Arial" w:cs="Arial" w:eastAsia="Arial" w:hAnsi="Arial"/>
+          <w:b/>
+          <w:bCs/>
+          <w:color w:val="FFA000"/>
+          <w:sz w:val="22"/>
+          <w:szCs w:val="22"/>
+        </w:rPr>
+        <w:t xml:space="preserve">Bibliotecas de Prompts</w:t>
+      </w:r>
+    </w:p>
+    <w:p>
+      <w:pPr>
+        <w:spacing w:after="60"/>
+      </w:pPr>
+      <w:r>
+        <w:rPr>
+          <w:rFonts w:ascii="Trebuchet MS" w:cs="Trebuchet MS" w:eastAsia="Trebuchet MS" w:hAnsi="Trebuchet MS"/>
+          <w:color w:val="1F2833"/>
+          <w:sz w:val="20"/>
+          <w:szCs w:val="20"/>
+        </w:rPr>
+        <w:t xml:space="preserve">  •  Biblioteca Universal de Prompts: coleccion para cualquier profesional, acceso desde el dia 1</w:t>
+      </w:r>
+    </w:p>
+    <w:p>
+      <w:pPr>
+        <w:spacing w:after="60"/>
+      </w:pPr>
+      <w:r>
+        <w:rPr>
+          <w:rFonts w:ascii="Trebuchet MS" w:cs="Trebuchet MS" w:eastAsia="Trebuchet MS" w:hAnsi="Trebuchet MS"/>
+          <w:color w:val="1F2833"/>
+          <w:sz w:val="20"/>
+          <w:szCs w:val="20"/>
+        </w:rPr>
+        <w:t xml:space="preserve">  •  Biblioteca de Prompts para Directivos y Managers: prompts especializados para estrategia, decision, delegacion, comunicacion ejecutiva, reportes</w:t>
       </w:r>
     </w:p>
     <w:p>

--- a/propuesta-bootcamp-ejecutivo-quito-2026/outputs/v2/export/propuesta-detallada-es.docx
+++ b/propuesta-bootcamp-ejecutivo-quito-2026/outputs/v2/export/propuesta-detallada-es.docx
@@ -440,7 +440,7 @@
           <w:sz w:val="20"/>
           <w:szCs w:val="20"/>
         </w:rPr>
-        <w:t xml:space="preserve">El CAO Bootcamp no ensena IA — instala un sistema de trabajo agentico a medida. Al cerrar las 20 horas, el directivo opera con:</w:t>
+        <w:t xml:space="preserve">El CAO Bootcamp no ensena IA — instala un sistema de trabajo agentico a medida. Al cerrar las 20 horas, el directivo se lleva:</w:t>
       </w:r>
     </w:p>
     <w:p>
@@ -457,256 +457,559 @@
           <w:sz w:val="22"/>
           <w:szCs w:val="22"/>
         </w:rPr>
-        <w:t xml:space="preserve">Pristino — Su Agente Personal</w:t>
-      </w:r>
-    </w:p>
-    <w:p>
-      <w:pPr>
-        <w:spacing w:after="60"/>
-      </w:pPr>
-      <w:r>
-        <w:rPr>
-          <w:rFonts w:ascii="Trebuchet MS" w:cs="Trebuchet MS" w:eastAsia="Trebuchet MS" w:hAnsi="Trebuchet MS"/>
-          <w:color w:val="1F2833"/>
-          <w:sz w:val="20"/>
-          <w:szCs w:val="20"/>
-        </w:rPr>
-        <w:t xml:space="preserve">  •  Agente IA configurado con su contexto laboral real</w:t>
-      </w:r>
-    </w:p>
-    <w:p>
-      <w:pPr>
-        <w:spacing w:after="60"/>
-      </w:pPr>
-      <w:r>
-        <w:rPr>
-          <w:rFonts w:ascii="Trebuchet MS" w:cs="Trebuchet MS" w:eastAsia="Trebuchet MS" w:hAnsi="Trebuchet MS"/>
-          <w:color w:val="1F2833"/>
-          <w:sz w:val="20"/>
-          <w:szCs w:val="20"/>
-        </w:rPr>
-        <w:t xml:space="preserve">  •  Open Source, local, suyo para siempre</w:t>
-      </w:r>
-    </w:p>
-    <w:p>
-      <w:pPr>
-        <w:spacing w:after="60"/>
-      </w:pPr>
-      <w:r>
-        <w:rPr>
-          <w:rFonts w:ascii="Trebuchet MS" w:cs="Trebuchet MS" w:eastAsia="Trebuchet MS" w:hAnsi="Trebuchet MS"/>
-          <w:color w:val="1F2833"/>
-          <w:sz w:val="20"/>
-          <w:szCs w:val="20"/>
-        </w:rPr>
-        <w:t xml:space="preserve">  •  Conectado a su ecosistema de trabajo (Gmail, Calendar, Drive)</w:t>
-      </w:r>
-    </w:p>
-    <w:p>
-      <w:pPr>
-        <w:spacing w:after="60"/>
-      </w:pPr>
-      <w:r>
-        <w:rPr>
-          <w:rFonts w:ascii="Trebuchet MS" w:cs="Trebuchet MS" w:eastAsia="Trebuchet MS" w:hAnsi="Trebuchet MS"/>
-          <w:color w:val="1F2833"/>
-          <w:sz w:val="20"/>
-          <w:szCs w:val="20"/>
-        </w:rPr>
-        <w:t xml:space="preserve">  •  Auditable: el ejecutivo ve exactamente que hace y por que</w:t>
-      </w:r>
-    </w:p>
-    <w:p>
-      <w:pPr>
-        <w:pStyle w:val="Heading3"/>
-        <w:spacing w:after="100" w:before="200"/>
-      </w:pPr>
-      <w:r>
-        <w:rPr>
-          <w:rFonts w:ascii="Arial" w:cs="Arial" w:eastAsia="Arial" w:hAnsi="Arial"/>
-          <w:b/>
-          <w:bCs/>
-          <w:color w:val="FFA000"/>
-          <w:sz w:val="22"/>
-          <w:szCs w:val="22"/>
-        </w:rPr>
-        <w:t xml:space="preserve">13 Asistentes IA Especializados</w:t>
-      </w:r>
-    </w:p>
-    <w:p>
-      <w:pPr>
-        <w:spacing w:after="60"/>
-      </w:pPr>
-      <w:r>
-        <w:rPr>
-          <w:rFonts w:ascii="Trebuchet MS" w:cs="Trebuchet MS" w:eastAsia="Trebuchet MS" w:hAnsi="Trebuchet MS"/>
-          <w:color w:val="1F2833"/>
-          <w:sz w:val="20"/>
-          <w:szCs w:val="20"/>
-        </w:rPr>
-        <w:t xml:space="preserve">  •  Disponibles desde el dia 1 para usar en flujos de trabajo</w:t>
-      </w:r>
-    </w:p>
-    <w:p>
-      <w:pPr>
-        <w:spacing w:after="60"/>
-      </w:pPr>
-      <w:r>
-        <w:rPr>
-          <w:rFonts w:ascii="Trebuchet MS" w:cs="Trebuchet MS" w:eastAsia="Trebuchet MS" w:hAnsi="Trebuchet MS"/>
-          <w:color w:val="1F2833"/>
-          <w:sz w:val="20"/>
-          <w:szCs w:val="20"/>
-        </w:rPr>
-        <w:t xml:space="preserve">  •  Especializados por funcion (comunicacion, analisis, agenda, decisiones, reportes...), no personalizados por individuo</w:t>
-      </w:r>
-    </w:p>
-    <w:p>
-      <w:pPr>
-        <w:spacing w:after="60"/>
-      </w:pPr>
-      <w:r>
-        <w:rPr>
-          <w:rFonts w:ascii="Trebuchet MS" w:cs="Trebuchet MS" w:eastAsia="Trebuchet MS" w:hAnsi="Trebuchet MS"/>
-          <w:color w:val="1F2833"/>
-          <w:sz w:val="20"/>
-          <w:szCs w:val="20"/>
-        </w:rPr>
-        <w:t xml:space="preserve">  •  Durante el bootcamp se entregan y se explica como usarlos mejor que el publico general</w:t>
-      </w:r>
-    </w:p>
-    <w:p>
-      <w:pPr>
-        <w:spacing w:after="60"/>
-      </w:pPr>
-      <w:r>
-        <w:rPr>
-          <w:rFonts w:ascii="Trebuchet MS" w:cs="Trebuchet MS" w:eastAsia="Trebuchet MS" w:hAnsi="Trebuchet MS"/>
-          <w:color w:val="1F2833"/>
-          <w:sz w:val="20"/>
-          <w:szCs w:val="20"/>
-        </w:rPr>
-        <w:t xml:space="preserve">  •  Base incluida en el bootcamp; asistentes adicionales disponibles a $347 USD c/u</w:t>
-      </w:r>
-    </w:p>
-    <w:p>
-      <w:pPr>
-        <w:pStyle w:val="Heading3"/>
-        <w:spacing w:after="100" w:before="200"/>
-      </w:pPr>
-      <w:r>
-        <w:rPr>
-          <w:rFonts w:ascii="Arial" w:cs="Arial" w:eastAsia="Arial" w:hAnsi="Arial"/>
-          <w:b/>
-          <w:bCs/>
-          <w:color w:val="FFA000"/>
-          <w:sz w:val="22"/>
-          <w:szCs w:val="22"/>
-        </w:rPr>
-        <w:t xml:space="preserve">Bibliotecas de Prompts</w:t>
-      </w:r>
-    </w:p>
-    <w:p>
-      <w:pPr>
-        <w:spacing w:after="60"/>
-      </w:pPr>
-      <w:r>
-        <w:rPr>
-          <w:rFonts w:ascii="Trebuchet MS" w:cs="Trebuchet MS" w:eastAsia="Trebuchet MS" w:hAnsi="Trebuchet MS"/>
-          <w:color w:val="1F2833"/>
-          <w:sz w:val="20"/>
-          <w:szCs w:val="20"/>
-        </w:rPr>
-        <w:t xml:space="preserve">  •  Biblioteca Universal de Prompts: coleccion para cualquier profesional, acceso desde el dia 1</w:t>
-      </w:r>
-    </w:p>
-    <w:p>
-      <w:pPr>
-        <w:spacing w:after="60"/>
-      </w:pPr>
-      <w:r>
-        <w:rPr>
-          <w:rFonts w:ascii="Trebuchet MS" w:cs="Trebuchet MS" w:eastAsia="Trebuchet MS" w:hAnsi="Trebuchet MS"/>
-          <w:color w:val="1F2833"/>
-          <w:sz w:val="20"/>
-          <w:szCs w:val="20"/>
-        </w:rPr>
-        <w:t xml:space="preserve">  •  Biblioteca de Prompts para Directivos y Managers: prompts especializados para estrategia, decision, delegacion, comunicacion ejecutiva, reportes</w:t>
-      </w:r>
-    </w:p>
-    <w:p>
-      <w:pPr>
-        <w:pStyle w:val="Heading3"/>
-        <w:spacing w:after="100" w:before="200"/>
-      </w:pPr>
-      <w:r>
-        <w:rPr>
-          <w:rFonts w:ascii="Arial" w:cs="Arial" w:eastAsia="Arial" w:hAnsi="Arial"/>
-          <w:b/>
-          <w:bCs/>
-          <w:color w:val="FFA000"/>
-          <w:sz w:val="22"/>
-          <w:szCs w:val="22"/>
-        </w:rPr>
-        <w:t xml:space="preserve">Segundo Cerebro Digital</w:t>
-      </w:r>
-    </w:p>
-    <w:p>
-      <w:pPr>
-        <w:spacing w:after="60"/>
-      </w:pPr>
-      <w:r>
-        <w:rPr>
-          <w:rFonts w:ascii="Trebuchet MS" w:cs="Trebuchet MS" w:eastAsia="Trebuchet MS" w:hAnsi="Trebuchet MS"/>
-          <w:color w:val="1F2833"/>
-          <w:sz w:val="20"/>
-          <w:szCs w:val="20"/>
-        </w:rPr>
-        <w:t xml:space="preserve">  •  Basado en NotebookLM</w:t>
-      </w:r>
-    </w:p>
-    <w:p>
-      <w:pPr>
-        <w:spacing w:after="60"/>
-      </w:pPr>
-      <w:r>
-        <w:rPr>
-          <w:rFonts w:ascii="Trebuchet MS" w:cs="Trebuchet MS" w:eastAsia="Trebuchet MS" w:hAnsi="Trebuchet MS"/>
-          <w:color w:val="1F2833"/>
-          <w:sz w:val="20"/>
-          <w:szCs w:val="20"/>
-        </w:rPr>
-        <w:t xml:space="preserve">  •  Organiza, conecta y recupera conocimiento acumulado</w:t>
-      </w:r>
-    </w:p>
-    <w:p>
-      <w:pPr>
-        <w:spacing w:after="60"/>
-      </w:pPr>
-      <w:r>
-        <w:rPr>
-          <w:rFonts w:ascii="Trebuchet MS" w:cs="Trebuchet MS" w:eastAsia="Trebuchet MS" w:hAnsi="Trebuchet MS"/>
-          <w:color w:val="1F2833"/>
-          <w:sz w:val="20"/>
-          <w:szCs w:val="20"/>
-        </w:rPr>
-        <w:t xml:space="preserve">  •  Alimentado con documentos, reuniones, decisiones del ejecutivo</w:t>
-      </w:r>
-    </w:p>
-    <w:p>
-      <w:pPr>
-        <w:spacing w:after="60"/>
-      </w:pPr>
-      <w:r>
-        <w:rPr>
-          <w:rFonts w:ascii="Trebuchet MS" w:cs="Trebuchet MS" w:eastAsia="Trebuchet MS" w:hAnsi="Trebuchet MS"/>
-          <w:color w:val="1F2833"/>
-          <w:sz w:val="20"/>
-          <w:szCs w:val="20"/>
-        </w:rPr>
-        <w:t xml:space="preserve">  •  Disponible 24/7, sin limites de memoria</w:t>
-      </w:r>
-    </w:p>
+        <w:t xml:space="preserve">Lo que recibe (sin letra chica)</w:t>
+      </w:r>
+    </w:p>
+    <w:tbl>
+      <w:tblPr>
+        <w:tblW w:type="dxa" w:w="9000"/>
+        <w:tblBorders>
+          <w:top w:val="single" w:color="auto" w:sz="4"/>
+          <w:left w:val="single" w:color="auto" w:sz="4"/>
+          <w:bottom w:val="single" w:color="auto" w:sz="4"/>
+          <w:right w:val="single" w:color="auto" w:sz="4"/>
+          <w:insideH w:val="single" w:color="auto" w:sz="4"/>
+          <w:insideV w:val="single" w:color="auto" w:sz="4"/>
+        </w:tblBorders>
+      </w:tblPr>
+      <w:tblGrid>
+        <w:gridCol w:w="100"/>
+        <w:gridCol w:w="100"/>
+        <w:gridCol w:w="100"/>
+      </w:tblGrid>
+      <w:tr>
+        <w:tc>
+          <w:tcPr>
+            <w:tcW w:type="dxa" w:w="3000"/>
+            <w:shd w:fill="0B2545" w:color="auto" w:val="clear"/>
+          </w:tcPr>
+          <w:p>
+            <w:pPr>
+              <w:spacing w:after="40" w:before="40"/>
+            </w:pPr>
+            <w:r>
+              <w:rPr>
+                <w:rFonts w:ascii="Arial" w:cs="Arial" w:eastAsia="Arial" w:hAnsi="Arial"/>
+                <w:b/>
+                <w:bCs/>
+                <w:color w:val="FFFFFF"/>
+                <w:sz w:val="18"/>
+                <w:szCs w:val="18"/>
+              </w:rPr>
+              <w:t xml:space="preserve">#</w:t>
+            </w:r>
+          </w:p>
+        </w:tc>
+        <w:tc>
+          <w:tcPr>
+            <w:tcW w:type="dxa" w:w="3000"/>
+            <w:shd w:fill="0B2545" w:color="auto" w:val="clear"/>
+          </w:tcPr>
+          <w:p>
+            <w:pPr>
+              <w:spacing w:after="40" w:before="40"/>
+            </w:pPr>
+            <w:r>
+              <w:rPr>
+                <w:rFonts w:ascii="Arial" w:cs="Arial" w:eastAsia="Arial" w:hAnsi="Arial"/>
+                <w:b/>
+                <w:bCs/>
+                <w:color w:val="FFFFFF"/>
+                <w:sz w:val="18"/>
+                <w:szCs w:val="18"/>
+              </w:rPr>
+              <w:t xml:space="preserve">Entregable</w:t>
+            </w:r>
+          </w:p>
+        </w:tc>
+        <w:tc>
+          <w:tcPr>
+            <w:tcW w:type="dxa" w:w="3000"/>
+            <w:shd w:fill="0B2545" w:color="auto" w:val="clear"/>
+          </w:tcPr>
+          <w:p>
+            <w:pPr>
+              <w:spacing w:after="40" w:before="40"/>
+            </w:pPr>
+            <w:r>
+              <w:rPr>
+                <w:rFonts w:ascii="Arial" w:cs="Arial" w:eastAsia="Arial" w:hAnsi="Arial"/>
+                <w:b/>
+                <w:bCs/>
+                <w:color w:val="FFFFFF"/>
+                <w:sz w:val="18"/>
+                <w:szCs w:val="18"/>
+              </w:rPr>
+              <w:t xml:space="preserve">Que es exactamente</w:t>
+            </w:r>
+          </w:p>
+        </w:tc>
+      </w:tr>
+      <w:tr>
+        <w:tc>
+          <w:tcPr>
+            <w:tcW w:type="dxa" w:w="3000"/>
+          </w:tcPr>
+          <w:p>
+            <w:pPr>
+              <w:spacing w:after="40" w:before="40"/>
+            </w:pPr>
+            <w:r>
+              <w:rPr>
+                <w:rFonts w:ascii="Trebuchet MS" w:cs="Trebuchet MS" w:eastAsia="Trebuchet MS" w:hAnsi="Trebuchet MS"/>
+                <w:b w:val="false"/>
+                <w:bCs w:val="false"/>
+                <w:color w:val="1F2833"/>
+                <w:sz w:val="18"/>
+                <w:szCs w:val="18"/>
+              </w:rPr>
+              <w:t xml:space="preserve">1</w:t>
+            </w:r>
+          </w:p>
+        </w:tc>
+        <w:tc>
+          <w:tcPr>
+            <w:tcW w:type="dxa" w:w="3000"/>
+          </w:tcPr>
+          <w:p>
+            <w:pPr>
+              <w:spacing w:after="40" w:before="40"/>
+            </w:pPr>
+            <w:r>
+              <w:rPr>
+                <w:rFonts w:ascii="Trebuchet MS" w:cs="Trebuchet MS" w:eastAsia="Trebuchet MS" w:hAnsi="Trebuchet MS"/>
+                <w:b w:val="false"/>
+                <w:bCs w:val="false"/>
+                <w:color w:val="1F2833"/>
+                <w:sz w:val="18"/>
+                <w:szCs w:val="18"/>
+              </w:rPr>
+              <w:t xml:space="preserve">1 agente propio</w:t>
+            </w:r>
+          </w:p>
+        </w:tc>
+        <w:tc>
+          <w:tcPr>
+            <w:tcW w:type="dxa" w:w="3000"/>
+          </w:tcPr>
+          <w:p>
+            <w:pPr>
+              <w:spacing w:after="40" w:before="40"/>
+            </w:pPr>
+            <w:r>
+              <w:rPr>
+                <w:rFonts w:ascii="Trebuchet MS" w:cs="Trebuchet MS" w:eastAsia="Trebuchet MS" w:hAnsi="Trebuchet MS"/>
+                <w:b w:val="false"/>
+                <w:bCs w:val="false"/>
+                <w:color w:val="1F2833"/>
+                <w:sz w:val="18"/>
+                <w:szCs w:val="18"/>
+              </w:rPr>
+              <w:t xml:space="preserve">Instalamos a Pristino, agente Open Source desarrollado y mantenido por MetodologIA, obra de Javier Montano. Suyo para siempre, auditable, corre en local. Conectado a Gmail, Calendar y Drive.</w:t>
+            </w:r>
+          </w:p>
+        </w:tc>
+      </w:tr>
+      <w:tr>
+        <w:tc>
+          <w:tcPr>
+            <w:tcW w:type="dxa" w:w="3000"/>
+            <w:shd w:fill="F8F9FC" w:color="auto" w:val="clear"/>
+          </w:tcPr>
+          <w:p>
+            <w:pPr>
+              <w:spacing w:after="40" w:before="40"/>
+            </w:pPr>
+            <w:r>
+              <w:rPr>
+                <w:rFonts w:ascii="Trebuchet MS" w:cs="Trebuchet MS" w:eastAsia="Trebuchet MS" w:hAnsi="Trebuchet MS"/>
+                <w:b w:val="false"/>
+                <w:bCs w:val="false"/>
+                <w:color w:val="1F2833"/>
+                <w:sz w:val="18"/>
+                <w:szCs w:val="18"/>
+              </w:rPr>
+              <w:t xml:space="preserve">2</w:t>
+            </w:r>
+          </w:p>
+        </w:tc>
+        <w:tc>
+          <w:tcPr>
+            <w:tcW w:type="dxa" w:w="3000"/>
+            <w:shd w:fill="F8F9FC" w:color="auto" w:val="clear"/>
+          </w:tcPr>
+          <w:p>
+            <w:pPr>
+              <w:spacing w:after="40" w:before="40"/>
+            </w:pPr>
+            <w:r>
+              <w:rPr>
+                <w:rFonts w:ascii="Trebuchet MS" w:cs="Trebuchet MS" w:eastAsia="Trebuchet MS" w:hAnsi="Trebuchet MS"/>
+                <w:b w:val="false"/>
+                <w:bCs w:val="false"/>
+                <w:color w:val="1F2833"/>
+                <w:sz w:val="18"/>
+                <w:szCs w:val="18"/>
+              </w:rPr>
+              <w:t xml:space="preserve">13 asistentes IA especializados</w:t>
+            </w:r>
+          </w:p>
+        </w:tc>
+        <w:tc>
+          <w:tcPr>
+            <w:tcW w:type="dxa" w:w="3000"/>
+            <w:shd w:fill="F8F9FC" w:color="auto" w:val="clear"/>
+          </w:tcPr>
+          <w:p>
+            <w:pPr>
+              <w:spacing w:after="40" w:before="40"/>
+            </w:pPr>
+            <w:r>
+              <w:rPr>
+                <w:rFonts w:ascii="Trebuchet MS" w:cs="Trebuchet MS" w:eastAsia="Trebuchet MS" w:hAnsi="Trebuchet MS"/>
+                <w:b w:val="false"/>
+                <w:bCs w:val="false"/>
+                <w:color w:val="1F2833"/>
+                <w:sz w:val="18"/>
+                <w:szCs w:val="18"/>
+              </w:rPr>
+              <w:t xml:space="preserve">Listos para usar en flujos de trabajo desde el dia 1. Cada uno cubre una funcion ejecutiva: comunicacion, analisis, agenda, decisiones, reportes. Son especializados (por funcion), no personalizados (por individuo). Durante el bootcamp aprende a usarlos mejor que el publico.</w:t>
+            </w:r>
+          </w:p>
+        </w:tc>
+      </w:tr>
+      <w:tr>
+        <w:tc>
+          <w:tcPr>
+            <w:tcW w:type="dxa" w:w="3000"/>
+          </w:tcPr>
+          <w:p>
+            <w:pPr>
+              <w:spacing w:after="40" w:before="40"/>
+            </w:pPr>
+            <w:r>
+              <w:rPr>
+                <w:rFonts w:ascii="Trebuchet MS" w:cs="Trebuchet MS" w:eastAsia="Trebuchet MS" w:hAnsi="Trebuchet MS"/>
+                <w:b w:val="false"/>
+                <w:bCs w:val="false"/>
+                <w:color w:val="1F2833"/>
+                <w:sz w:val="18"/>
+                <w:szCs w:val="18"/>
+              </w:rPr>
+              <w:t xml:space="preserve">3</w:t>
+            </w:r>
+          </w:p>
+        </w:tc>
+        <w:tc>
+          <w:tcPr>
+            <w:tcW w:type="dxa" w:w="3000"/>
+          </w:tcPr>
+          <w:p>
+            <w:pPr>
+              <w:spacing w:after="40" w:before="40"/>
+            </w:pPr>
+            <w:r>
+              <w:rPr>
+                <w:rFonts w:ascii="Trebuchet MS" w:cs="Trebuchet MS" w:eastAsia="Trebuchet MS" w:hAnsi="Trebuchet MS"/>
+                <w:b w:val="false"/>
+                <w:bCs w:val="false"/>
+                <w:color w:val="1F2833"/>
+                <w:sz w:val="18"/>
+                <w:szCs w:val="18"/>
+              </w:rPr>
+              <w:t xml:space="preserve">1 Playbook de Introduccion</w:t>
+            </w:r>
+          </w:p>
+        </w:tc>
+        <w:tc>
+          <w:tcPr>
+            <w:tcW w:type="dxa" w:w="3000"/>
+          </w:tcPr>
+          <w:p>
+            <w:pPr>
+              <w:spacing w:after="40" w:before="40"/>
+            </w:pPr>
+            <w:r>
+              <w:rPr>
+                <w:rFonts w:ascii="Trebuchet MS" w:cs="Trebuchet MS" w:eastAsia="Trebuchet MS" w:hAnsi="Trebuchet MS"/>
+                <w:b w:val="false"/>
+                <w:bCs w:val="false"/>
+                <w:color w:val="1F2833"/>
+                <w:sz w:val="18"/>
+                <w:szCs w:val="18"/>
+              </w:rPr>
+              <w:t xml:space="preserve">"Como Dirigir en la Era de la IA". Guia practica para directivos que quieren liderar con IA sin depender de tecnicos.</w:t>
+            </w:r>
+          </w:p>
+        </w:tc>
+      </w:tr>
+      <w:tr>
+        <w:tc>
+          <w:tcPr>
+            <w:tcW w:type="dxa" w:w="3000"/>
+            <w:shd w:fill="F8F9FC" w:color="auto" w:val="clear"/>
+          </w:tcPr>
+          <w:p>
+            <w:pPr>
+              <w:spacing w:after="40" w:before="40"/>
+            </w:pPr>
+            <w:r>
+              <w:rPr>
+                <w:rFonts w:ascii="Trebuchet MS" w:cs="Trebuchet MS" w:eastAsia="Trebuchet MS" w:hAnsi="Trebuchet MS"/>
+                <w:b w:val="false"/>
+                <w:bCs w:val="false"/>
+                <w:color w:val="1F2833"/>
+                <w:sz w:val="18"/>
+                <w:szCs w:val="18"/>
+              </w:rPr>
+              <w:t xml:space="preserve">4</w:t>
+            </w:r>
+          </w:p>
+        </w:tc>
+        <w:tc>
+          <w:tcPr>
+            <w:tcW w:type="dxa" w:w="3000"/>
+            <w:shd w:fill="F8F9FC" w:color="auto" w:val="clear"/>
+          </w:tcPr>
+          <w:p>
+            <w:pPr>
+              <w:spacing w:after="40" w:before="40"/>
+            </w:pPr>
+            <w:r>
+              <w:rPr>
+                <w:rFonts w:ascii="Trebuchet MS" w:cs="Trebuchet MS" w:eastAsia="Trebuchet MS" w:hAnsi="Trebuchet MS"/>
+                <w:b w:val="false"/>
+                <w:bCs w:val="false"/>
+                <w:color w:val="1F2833"/>
+                <w:sz w:val="18"/>
+                <w:szCs w:val="18"/>
+              </w:rPr>
+              <w:t xml:space="preserve">2 bibliotecas de prompts</w:t>
+            </w:r>
+          </w:p>
+        </w:tc>
+        <w:tc>
+          <w:tcPr>
+            <w:tcW w:type="dxa" w:w="3000"/>
+            <w:shd w:fill="F8F9FC" w:color="auto" w:val="clear"/>
+          </w:tcPr>
+          <w:p>
+            <w:pPr>
+              <w:spacing w:after="40" w:before="40"/>
+            </w:pPr>
+            <w:r>
+              <w:rPr>
+                <w:rFonts w:ascii="Trebuchet MS" w:cs="Trebuchet MS" w:eastAsia="Trebuchet MS" w:hAnsi="Trebuchet MS"/>
+                <w:b w:val="false"/>
+                <w:bCs w:val="false"/>
+                <w:color w:val="1F2833"/>
+                <w:sz w:val="18"/>
+                <w:szCs w:val="18"/>
+              </w:rPr>
+              <w:t xml:space="preserve">Biblioteca Universal (para cualquier profesional, desde el dia 1) + Biblioteca Ejecutiva (estrategia, decision, delegacion, comunicacion directiva, reportes).</w:t>
+            </w:r>
+          </w:p>
+        </w:tc>
+      </w:tr>
+      <w:tr>
+        <w:tc>
+          <w:tcPr>
+            <w:tcW w:type="dxa" w:w="3000"/>
+          </w:tcPr>
+          <w:p>
+            <w:pPr>
+              <w:spacing w:after="40" w:before="40"/>
+            </w:pPr>
+            <w:r>
+              <w:rPr>
+                <w:rFonts w:ascii="Trebuchet MS" w:cs="Trebuchet MS" w:eastAsia="Trebuchet MS" w:hAnsi="Trebuchet MS"/>
+                <w:b w:val="false"/>
+                <w:bCs w:val="false"/>
+                <w:color w:val="1F2833"/>
+                <w:sz w:val="18"/>
+                <w:szCs w:val="18"/>
+              </w:rPr>
+              <w:t xml:space="preserve">5</w:t>
+            </w:r>
+          </w:p>
+        </w:tc>
+        <w:tc>
+          <w:tcPr>
+            <w:tcW w:type="dxa" w:w="3000"/>
+          </w:tcPr>
+          <w:p>
+            <w:pPr>
+              <w:spacing w:after="40" w:before="40"/>
+            </w:pPr>
+            <w:r>
+              <w:rPr>
+                <w:rFonts w:ascii="Trebuchet MS" w:cs="Trebuchet MS" w:eastAsia="Trebuchet MS" w:hAnsi="Trebuchet MS"/>
+                <w:b w:val="false"/>
+                <w:bCs w:val="false"/>
+                <w:color w:val="1F2833"/>
+                <w:sz w:val="18"/>
+                <w:szCs w:val="18"/>
+              </w:rPr>
+              <w:t xml:space="preserve">1 segundo cerebro digital</w:t>
+            </w:r>
+          </w:p>
+        </w:tc>
+        <w:tc>
+          <w:tcPr>
+            <w:tcW w:type="dxa" w:w="3000"/>
+          </w:tcPr>
+          <w:p>
+            <w:pPr>
+              <w:spacing w:after="40" w:before="40"/>
+            </w:pPr>
+            <w:r>
+              <w:rPr>
+                <w:rFonts w:ascii="Trebuchet MS" w:cs="Trebuchet MS" w:eastAsia="Trebuchet MS" w:hAnsi="Trebuchet MS"/>
+                <w:b w:val="false"/>
+                <w:bCs w:val="false"/>
+                <w:color w:val="1F2833"/>
+                <w:sz w:val="18"/>
+                <w:szCs w:val="18"/>
+              </w:rPr>
+              <w:t xml:space="preserve">Instalamos NotebookLM como su memoria externa: organiza documentos, conecta ideas, recupera conocimiento. Disponible 24/7.</w:t>
+            </w:r>
+          </w:p>
+        </w:tc>
+      </w:tr>
+      <w:tr>
+        <w:tc>
+          <w:tcPr>
+            <w:tcW w:type="dxa" w:w="3000"/>
+            <w:shd w:fill="F8F9FC" w:color="auto" w:val="clear"/>
+          </w:tcPr>
+          <w:p>
+            <w:pPr>
+              <w:spacing w:after="40" w:before="40"/>
+            </w:pPr>
+            <w:r>
+              <w:rPr>
+                <w:rFonts w:ascii="Trebuchet MS" w:cs="Trebuchet MS" w:eastAsia="Trebuchet MS" w:hAnsi="Trebuchet MS"/>
+                <w:b w:val="false"/>
+                <w:bCs w:val="false"/>
+                <w:color w:val="1F2833"/>
+                <w:sz w:val="18"/>
+                <w:szCs w:val="18"/>
+              </w:rPr>
+              <w:t xml:space="preserve">6</w:t>
+            </w:r>
+          </w:p>
+        </w:tc>
+        <w:tc>
+          <w:tcPr>
+            <w:tcW w:type="dxa" w:w="3000"/>
+            <w:shd w:fill="F8F9FC" w:color="auto" w:val="clear"/>
+          </w:tcPr>
+          <w:p>
+            <w:pPr>
+              <w:spacing w:after="40" w:before="40"/>
+            </w:pPr>
+            <w:r>
+              <w:rPr>
+                <w:rFonts w:ascii="Trebuchet MS" w:cs="Trebuchet MS" w:eastAsia="Trebuchet MS" w:hAnsi="Trebuchet MS"/>
+                <w:b w:val="false"/>
+                <w:bCs w:val="false"/>
+                <w:color w:val="1F2833"/>
+                <w:sz w:val="18"/>
+                <w:szCs w:val="18"/>
+              </w:rPr>
+              <w:t xml:space="preserve">9 sesiones de co-creacion</w:t>
+            </w:r>
+          </w:p>
+        </w:tc>
+        <w:tc>
+          <w:tcPr>
+            <w:tcW w:type="dxa" w:w="3000"/>
+            <w:shd w:fill="F8F9FC" w:color="auto" w:val="clear"/>
+          </w:tcPr>
+          <w:p>
+            <w:pPr>
+              <w:spacing w:after="40" w:before="40"/>
+            </w:pPr>
+            <w:r>
+              <w:rPr>
+                <w:rFonts w:ascii="Trebuchet MS" w:cs="Trebuchet MS" w:eastAsia="Trebuchet MS" w:hAnsi="Trebuchet MS"/>
+                <w:b w:val="false"/>
+                <w:bCs w:val="false"/>
+                <w:color w:val="1F2833"/>
+                <w:sz w:val="18"/>
+                <w:szCs w:val="18"/>
+              </w:rPr>
+              <w:t xml:space="preserve">2 horas cada una con facilitador. No es clase magistral: construimos juntos, con su contexto laboral real.</w:t>
+            </w:r>
+          </w:p>
+        </w:tc>
+      </w:tr>
+      <w:tr>
+        <w:tc>
+          <w:tcPr>
+            <w:tcW w:type="dxa" w:w="3000"/>
+          </w:tcPr>
+          <w:p>
+            <w:pPr>
+              <w:spacing w:after="40" w:before="40"/>
+            </w:pPr>
+            <w:r>
+              <w:rPr>
+                <w:rFonts w:ascii="Trebuchet MS" w:cs="Trebuchet MS" w:eastAsia="Trebuchet MS" w:hAnsi="Trebuchet MS"/>
+                <w:b w:val="false"/>
+                <w:bCs w:val="false"/>
+                <w:color w:val="1F2833"/>
+                <w:sz w:val="18"/>
+                <w:szCs w:val="18"/>
+              </w:rPr>
+              <w:t xml:space="preserve">7</w:t>
+            </w:r>
+          </w:p>
+        </w:tc>
+        <w:tc>
+          <w:tcPr>
+            <w:tcW w:type="dxa" w:w="3000"/>
+          </w:tcPr>
+          <w:p>
+            <w:pPr>
+              <w:spacing w:after="40" w:before="40"/>
+            </w:pPr>
+            <w:r>
+              <w:rPr>
+                <w:rFonts w:ascii="Trebuchet MS" w:cs="Trebuchet MS" w:eastAsia="Trebuchet MS" w:hAnsi="Trebuchet MS"/>
+                <w:b w:val="false"/>
+                <w:bCs w:val="false"/>
+                <w:color w:val="1F2833"/>
+                <w:sz w:val="18"/>
+                <w:szCs w:val="18"/>
+              </w:rPr>
+              <w:t xml:space="preserve">1 acceso al Campus Virtual</w:t>
+            </w:r>
+          </w:p>
+        </w:tc>
+        <w:tc>
+          <w:tcPr>
+            <w:tcW w:type="dxa" w:w="3000"/>
+          </w:tcPr>
+          <w:p>
+            <w:pPr>
+              <w:spacing w:after="40" w:before="40"/>
+            </w:pPr>
+            <w:r>
+              <w:rPr>
+                <w:rFonts w:ascii="Trebuchet MS" w:cs="Trebuchet MS" w:eastAsia="Trebuchet MS" w:hAnsi="Trebuchet MS"/>
+                <w:b w:val="false"/>
+                <w:bCs w:val="false"/>
+                <w:color w:val="1F2833"/>
+                <w:sz w:val="18"/>
+                <w:szCs w:val="18"/>
+              </w:rPr>
+              <w:t xml:space="preserve">Plataforma MetodologIA con recursos, actualizaciones y comunidad. 1 mes incluido, renovacion opcional.</w:t>
+            </w:r>
+          </w:p>
+        </w:tc>
+      </w:tr>
+    </w:tbl>
     <w:p>
       <w:pPr>
         <w:pStyle w:val="Heading3"/>

--- a/propuesta-bootcamp-ejecutivo-quito-2026/outputs/v2/export/propuesta-detallada-es.docx
+++ b/propuesta-bootcamp-ejecutivo-quito-2026/outputs/v2/export/propuesta-detallada-es.docx
@@ -1009,6 +1009,139 @@
           </w:p>
         </w:tc>
       </w:tr>
+      <w:tr>
+        <w:tc>
+          <w:tcPr>
+            <w:tcW w:type="dxa" w:w="3000"/>
+            <w:shd w:fill="F8F9FC" w:color="auto" w:val="clear"/>
+          </w:tcPr>
+          <w:p>
+            <w:pPr>
+              <w:spacing w:after="40" w:before="40"/>
+            </w:pPr>
+            <w:r>
+              <w:rPr>
+                <w:rFonts w:ascii="Trebuchet MS" w:cs="Trebuchet MS" w:eastAsia="Trebuchet MS" w:hAnsi="Trebuchet MS"/>
+                <w:b w:val="false"/>
+                <w:bCs w:val="false"/>
+                <w:color w:val="1F2833"/>
+                <w:sz w:val="18"/>
+                <w:szCs w:val="18"/>
+              </w:rPr>
+              <w:t xml:space="preserve">8</w:t>
+            </w:r>
+          </w:p>
+        </w:tc>
+        <w:tc>
+          <w:tcPr>
+            <w:tcW w:type="dxa" w:w="3000"/>
+            <w:shd w:fill="F8F9FC" w:color="auto" w:val="clear"/>
+          </w:tcPr>
+          <w:p>
+            <w:pPr>
+              <w:spacing w:after="40" w:before="40"/>
+            </w:pPr>
+            <w:r>
+              <w:rPr>
+                <w:rFonts w:ascii="Trebuchet MS" w:cs="Trebuchet MS" w:eastAsia="Trebuchet MS" w:hAnsi="Trebuchet MS"/>
+                <w:b w:val="false"/>
+                <w:bCs w:val="false"/>
+                <w:color w:val="1F2833"/>
+                <w:sz w:val="18"/>
+                <w:szCs w:val="18"/>
+              </w:rPr>
+              <w:t xml:space="preserve">Sesiones de comunidad</w:t>
+            </w:r>
+          </w:p>
+        </w:tc>
+        <w:tc>
+          <w:tcPr>
+            <w:tcW w:type="dxa" w:w="3000"/>
+            <w:shd w:fill="F8F9FC" w:color="auto" w:val="clear"/>
+          </w:tcPr>
+          <w:p>
+            <w:pPr>
+              <w:spacing w:after="40" w:before="40"/>
+            </w:pPr>
+            <w:r>
+              <w:rPr>
+                <w:rFonts w:ascii="Trebuchet MS" w:cs="Trebuchet MS" w:eastAsia="Trebuchet MS" w:hAnsi="Trebuchet MS"/>
+                <w:b w:val="false"/>
+                <w:bCs w:val="false"/>
+                <w:color w:val="1F2833"/>
+                <w:sz w:val="18"/>
+                <w:szCs w:val="18"/>
+              </w:rPr>
+              <w:t xml:space="preserve">1 domingo al mes: workshops de actualizacion. 1 sabado al mes: clinicas de IA en vivo para resolver enredos del dia a dia.</w:t>
+            </w:r>
+          </w:p>
+        </w:tc>
+      </w:tr>
+      <w:tr>
+        <w:tc>
+          <w:tcPr>
+            <w:tcW w:type="dxa" w:w="3000"/>
+          </w:tcPr>
+          <w:p>
+            <w:pPr>
+              <w:spacing w:after="40" w:before="40"/>
+            </w:pPr>
+            <w:r>
+              <w:rPr>
+                <w:rFonts w:ascii="Trebuchet MS" w:cs="Trebuchet MS" w:eastAsia="Trebuchet MS" w:hAnsi="Trebuchet MS"/>
+                <w:b w:val="false"/>
+                <w:bCs w:val="false"/>
+                <w:color w:val="1F2833"/>
+                <w:sz w:val="18"/>
+                <w:szCs w:val="18"/>
+              </w:rPr>
+              <w:t xml:space="preserve">9</w:t>
+            </w:r>
+          </w:p>
+        </w:tc>
+        <w:tc>
+          <w:tcPr>
+            <w:tcW w:type="dxa" w:w="3000"/>
+          </w:tcPr>
+          <w:p>
+            <w:pPr>
+              <w:spacing w:after="40" w:before="40"/>
+            </w:pPr>
+            <w:r>
+              <w:rPr>
+                <w:rFonts w:ascii="Trebuchet MS" w:cs="Trebuchet MS" w:eastAsia="Trebuchet MS" w:hAnsi="Trebuchet MS"/>
+                <w:b w:val="false"/>
+                <w:bCs w:val="false"/>
+                <w:color w:val="1F2833"/>
+                <w:sz w:val="18"/>
+                <w:szCs w:val="18"/>
+              </w:rPr>
+              <w:t xml:space="preserve">Masterclass opcional</w:t>
+            </w:r>
+          </w:p>
+        </w:tc>
+        <w:tc>
+          <w:tcPr>
+            <w:tcW w:type="dxa" w:w="3000"/>
+          </w:tcPr>
+          <w:p>
+            <w:pPr>
+              <w:spacing w:after="40" w:before="40"/>
+            </w:pPr>
+            <w:r>
+              <w:rPr>
+                <w:rFonts w:ascii="Trebuchet MS" w:cs="Trebuchet MS" w:eastAsia="Trebuchet MS" w:hAnsi="Trebuchet MS"/>
+                <w:b w:val="false"/>
+                <w:bCs w:val="false"/>
+                <w:color w:val="1F2833"/>
+                <w:sz w:val="18"/>
+                <w:szCs w:val="18"/>
+              </w:rPr>
+              <w:t xml:space="preserve">"IA: que esta pasando y como sacarle provecho". Lunes de Pascua (6 abril), 7PM. 2 horas. Panorama actual para directivos.</w:t>
+            </w:r>
+          </w:p>
+        </w:tc>
+      </w:tr>
     </w:tbl>
     <w:p>
       <w:pPr>
@@ -1134,6 +1267,34 @@
           <w:szCs w:val="22"/>
         </w:rPr>
         <w:t xml:space="preserve">4 Niveles de Profundidad</w:t>
+      </w:r>
+    </w:p>
+    <w:p>
+      <w:pPr>
+        <w:spacing w:after="80"/>
+      </w:pPr>
+      <w:r>
+        <w:rPr>
+          <w:rFonts w:ascii="Trebuchet MS" w:cs="Trebuchet MS" w:eastAsia="Trebuchet MS" w:hAnsi="Trebuchet MS"/>
+          <w:color w:val="1F2833"/>
+          <w:sz w:val="20"/>
+          <w:szCs w:val="20"/>
+        </w:rPr>
+        <w:t xml:space="preserve">Estructura de horas: hasta 25h totales</w:t>
+      </w:r>
+    </w:p>
+    <w:p>
+      <w:pPr>
+        <w:spacing w:after="60"/>
+      </w:pPr>
+      <w:r>
+        <w:rPr>
+          <w:rFonts w:ascii="Trebuchet MS" w:cs="Trebuchet MS" w:eastAsia="Trebuchet MS" w:hAnsi="Trebuchet MS"/>
+          <w:color w:val="1F2833"/>
+          <w:sz w:val="20"/>
+          <w:szCs w:val="20"/>
+        </w:rPr>
+        <w:t xml:space="preserve">  •  2h Masterclass (opcional) + 3h Taller (experiencia gratuita) + 20h CAO Bootcamp (para quienes continuen)</w:t>
       </w:r>
     </w:p>
     <w:tbl>
@@ -1308,7 +1469,7 @@
                 <w:sz w:val="18"/>
                 <w:szCs w:val="18"/>
               </w:rPr>
-              <w:t xml:space="preserve">0</w:t>
+              <w:t xml:space="preserve">—</w:t>
             </w:r>
           </w:p>
         </w:tc>
@@ -1329,7 +1490,7 @@
                 <w:sz w:val="18"/>
                 <w:szCs w:val="18"/>
               </w:rPr>
-              <w:t xml:space="preserve">Taller "De Ocupado a Productivo"</w:t>
+              <w:t xml:space="preserve">Masterclass "IA: que esta pasando y como sacarle provecho"</w:t>
             </w:r>
           </w:p>
         </w:tc>
@@ -1371,7 +1532,7 @@
                 <w:sz w:val="18"/>
                 <w:szCs w:val="18"/>
               </w:rPr>
-              <w:t xml:space="preserve">3 horas</w:t>
+              <w:t xml:space="preserve">2 horas</w:t>
             </w:r>
           </w:p>
         </w:tc>
@@ -1392,7 +1553,7 @@
                 <w:sz w:val="18"/>
                 <w:szCs w:val="18"/>
               </w:rPr>
-              <w:t xml:space="preserve">Grupo (hasta 13)</w:t>
+              <w:t xml:space="preserve">Abierto</w:t>
             </w:r>
           </w:p>
         </w:tc>
@@ -1437,7 +1598,7 @@
                 <w:sz w:val="18"/>
                 <w:szCs w:val="18"/>
               </w:rPr>
-              <w:t xml:space="preserve">2</w:t>
+              <w:t xml:space="preserve">0</w:t>
             </w:r>
           </w:p>
         </w:tc>
@@ -1459,7 +1620,7 @@
                 <w:sz w:val="18"/>
                 <w:szCs w:val="18"/>
               </w:rPr>
-              <w:t xml:space="preserve">CAO Bootcamp - Edicion Creyentes</w:t>
+              <w:t xml:space="preserve">Taller "De Ocupado a Productivo"</w:t>
             </w:r>
           </w:p>
         </w:tc>
@@ -1481,7 +1642,7 @@
                 <w:sz w:val="18"/>
                 <w:szCs w:val="18"/>
               </w:rPr>
-              <w:t xml:space="preserve">$1,490 USD</w:t>
+              <w:t xml:space="preserve">Gratis</w:t>
             </w:r>
           </w:p>
         </w:tc>
@@ -1503,7 +1664,7 @@
                 <w:sz w:val="18"/>
                 <w:szCs w:val="18"/>
               </w:rPr>
-              <w:t xml:space="preserve">20h en 4-10 sem</w:t>
+              <w:t xml:space="preserve">3 horas</w:t>
             </w:r>
           </w:p>
         </w:tc>
@@ -1525,7 +1686,7 @@
                 <w:sz w:val="18"/>
                 <w:szCs w:val="18"/>
               </w:rPr>
-              <w:t xml:space="preserve">Solo/Dupla/Terna</w:t>
+              <w:t xml:space="preserve">Grupo (hasta 13)</w:t>
             </w:r>
           </w:p>
         </w:tc>
@@ -1547,7 +1708,7 @@
                 <w:sz w:val="18"/>
                 <w:szCs w:val="18"/>
               </w:rPr>
-              <w:t xml:space="preserve">Directivos C-level (5 de 13)</w:t>
+              <w:t xml:space="preserve">Directivos + managers</w:t>
             </w:r>
           </w:p>
         </w:tc>
@@ -1570,7 +1731,7 @@
                 <w:sz w:val="18"/>
                 <w:szCs w:val="18"/>
               </w:rPr>
-              <w:t xml:space="preserve">2b</w:t>
+              <w:t xml:space="preserve">2</w:t>
             </w:r>
           </w:p>
         </w:tc>
@@ -1591,7 +1752,7 @@
                 <w:sz w:val="18"/>
                 <w:szCs w:val="18"/>
               </w:rPr>
-              <w:t xml:space="preserve">CAO Bootcamp - Calendario Academico</w:t>
+              <w:t xml:space="preserve">CAO Bootcamp - Edicion Creyentes</w:t>
             </w:r>
           </w:p>
         </w:tc>
@@ -1612,7 +1773,7 @@
                 <w:sz w:val="18"/>
                 <w:szCs w:val="18"/>
               </w:rPr>
-              <w:t xml:space="preserve">$1,990 USD</w:t>
+              <w:t xml:space="preserve">$1,490 USD</w:t>
             </w:r>
           </w:p>
         </w:tc>
@@ -1675,7 +1836,7 @@
                 <w:sz w:val="18"/>
                 <w:szCs w:val="18"/>
               </w:rPr>
-              <w:t xml:space="preserve">Directivos C-level</w:t>
+              <w:t xml:space="preserve">Directivos C-level (5 de 13)</w:t>
             </w:r>
           </w:p>
         </w:tc>
@@ -1699,6 +1860,139 @@
                 <w:sz w:val="18"/>
                 <w:szCs w:val="18"/>
               </w:rPr>
+              <w:t xml:space="preserve">2b</w:t>
+            </w:r>
+          </w:p>
+        </w:tc>
+        <w:tc>
+          <w:tcPr>
+            <w:tcW w:type="dxa" w:w="1500"/>
+            <w:shd w:fill="F8F9FC" w:color="auto" w:val="clear"/>
+          </w:tcPr>
+          <w:p>
+            <w:pPr>
+              <w:spacing w:after="40" w:before="40"/>
+            </w:pPr>
+            <w:r>
+              <w:rPr>
+                <w:rFonts w:ascii="Trebuchet MS" w:cs="Trebuchet MS" w:eastAsia="Trebuchet MS" w:hAnsi="Trebuchet MS"/>
+                <w:b w:val="false"/>
+                <w:bCs w:val="false"/>
+                <w:color w:val="1F2833"/>
+                <w:sz w:val="18"/>
+                <w:szCs w:val="18"/>
+              </w:rPr>
+              <w:t xml:space="preserve">CAO Bootcamp - Calendario Academico</w:t>
+            </w:r>
+          </w:p>
+        </w:tc>
+        <w:tc>
+          <w:tcPr>
+            <w:tcW w:type="dxa" w:w="1500"/>
+            <w:shd w:fill="F8F9FC" w:color="auto" w:val="clear"/>
+          </w:tcPr>
+          <w:p>
+            <w:pPr>
+              <w:spacing w:after="40" w:before="40"/>
+            </w:pPr>
+            <w:r>
+              <w:rPr>
+                <w:rFonts w:ascii="Trebuchet MS" w:cs="Trebuchet MS" w:eastAsia="Trebuchet MS" w:hAnsi="Trebuchet MS"/>
+                <w:b w:val="false"/>
+                <w:bCs w:val="false"/>
+                <w:color w:val="1F2833"/>
+                <w:sz w:val="18"/>
+                <w:szCs w:val="18"/>
+              </w:rPr>
+              <w:t xml:space="preserve">$1,990 USD</w:t>
+            </w:r>
+          </w:p>
+        </w:tc>
+        <w:tc>
+          <w:tcPr>
+            <w:tcW w:type="dxa" w:w="1500"/>
+            <w:shd w:fill="F8F9FC" w:color="auto" w:val="clear"/>
+          </w:tcPr>
+          <w:p>
+            <w:pPr>
+              <w:spacing w:after="40" w:before="40"/>
+            </w:pPr>
+            <w:r>
+              <w:rPr>
+                <w:rFonts w:ascii="Trebuchet MS" w:cs="Trebuchet MS" w:eastAsia="Trebuchet MS" w:hAnsi="Trebuchet MS"/>
+                <w:b w:val="false"/>
+                <w:bCs w:val="false"/>
+                <w:color w:val="1F2833"/>
+                <w:sz w:val="18"/>
+                <w:szCs w:val="18"/>
+              </w:rPr>
+              <w:t xml:space="preserve">20h en 4-10 sem</w:t>
+            </w:r>
+          </w:p>
+        </w:tc>
+        <w:tc>
+          <w:tcPr>
+            <w:tcW w:type="dxa" w:w="1500"/>
+            <w:shd w:fill="F8F9FC" w:color="auto" w:val="clear"/>
+          </w:tcPr>
+          <w:p>
+            <w:pPr>
+              <w:spacing w:after="40" w:before="40"/>
+            </w:pPr>
+            <w:r>
+              <w:rPr>
+                <w:rFonts w:ascii="Trebuchet MS" w:cs="Trebuchet MS" w:eastAsia="Trebuchet MS" w:hAnsi="Trebuchet MS"/>
+                <w:b w:val="false"/>
+                <w:bCs w:val="false"/>
+                <w:color w:val="1F2833"/>
+                <w:sz w:val="18"/>
+                <w:szCs w:val="18"/>
+              </w:rPr>
+              <w:t xml:space="preserve">Solo/Dupla/Terna</w:t>
+            </w:r>
+          </w:p>
+        </w:tc>
+        <w:tc>
+          <w:tcPr>
+            <w:tcW w:type="dxa" w:w="1500"/>
+            <w:shd w:fill="F8F9FC" w:color="auto" w:val="clear"/>
+          </w:tcPr>
+          <w:p>
+            <w:pPr>
+              <w:spacing w:after="40" w:before="40"/>
+            </w:pPr>
+            <w:r>
+              <w:rPr>
+                <w:rFonts w:ascii="Trebuchet MS" w:cs="Trebuchet MS" w:eastAsia="Trebuchet MS" w:hAnsi="Trebuchet MS"/>
+                <w:b w:val="false"/>
+                <w:bCs w:val="false"/>
+                <w:color w:val="1F2833"/>
+                <w:sz w:val="18"/>
+                <w:szCs w:val="18"/>
+              </w:rPr>
+              <w:t xml:space="preserve">Directivos C-level</w:t>
+            </w:r>
+          </w:p>
+        </w:tc>
+      </w:tr>
+      <w:tr>
+        <w:tc>
+          <w:tcPr>
+            <w:tcW w:type="dxa" w:w="1500"/>
+          </w:tcPr>
+          <w:p>
+            <w:pPr>
+              <w:spacing w:after="40" w:before="40"/>
+            </w:pPr>
+            <w:r>
+              <w:rPr>
+                <w:rFonts w:ascii="Trebuchet MS" w:cs="Trebuchet MS" w:eastAsia="Trebuchet MS" w:hAnsi="Trebuchet MS"/>
+                <w:b w:val="false"/>
+                <w:bCs w:val="false"/>
+                <w:color w:val="1F2833"/>
+                <w:sz w:val="18"/>
+                <w:szCs w:val="18"/>
+              </w:rPr>
               <w:t xml:space="preserve">3</w:t>
             </w:r>
           </w:p>
@@ -1706,7 +2000,6 @@
         <w:tc>
           <w:tcPr>
             <w:tcW w:type="dxa" w:w="1500"/>
-            <w:shd w:fill="F8F9FC" w:color="auto" w:val="clear"/>
           </w:tcPr>
           <w:p>
             <w:pPr>
@@ -1728,7 +2021,6 @@
         <w:tc>
           <w:tcPr>
             <w:tcW w:type="dxa" w:w="1500"/>
-            <w:shd w:fill="F8F9FC" w:color="auto" w:val="clear"/>
           </w:tcPr>
           <w:p>
             <w:pPr>
@@ -1750,7 +2042,6 @@
         <w:tc>
           <w:tcPr>
             <w:tcW w:type="dxa" w:w="1500"/>
-            <w:shd w:fill="F8F9FC" w:color="auto" w:val="clear"/>
           </w:tcPr>
           <w:p>
             <w:pPr>
@@ -1772,7 +2063,6 @@
         <w:tc>
           <w:tcPr>
             <w:tcW w:type="dxa" w:w="1500"/>
-            <w:shd w:fill="F8F9FC" w:color="auto" w:val="clear"/>
           </w:tcPr>
           <w:p>
             <w:pPr>
@@ -1794,7 +2084,6 @@
         <w:tc>
           <w:tcPr>
             <w:tcW w:type="dxa" w:w="1500"/>
-            <w:shd w:fill="F8F9FC" w:color="auto" w:val="clear"/>
           </w:tcPr>
           <w:p>
             <w:pPr>
@@ -1829,6 +2118,65 @@
           <w:sz w:val="22"/>
           <w:szCs w:val="22"/>
         </w:rPr>
+        <w:t xml:space="preserve">Masterclass — "IA: que esta pasando y como sacarle provecho" (Opcional, Gratis)</w:t>
+      </w:r>
+    </w:p>
+    <w:p>
+      <w:pPr>
+        <w:spacing w:after="80"/>
+      </w:pPr>
+      <w:r>
+        <w:rPr>
+          <w:rFonts w:ascii="Trebuchet MS" w:cs="Trebuchet MS" w:eastAsia="Trebuchet MS" w:hAnsi="Trebuchet MS"/>
+          <w:color w:val="1F2833"/>
+          <w:sz w:val="20"/>
+          <w:szCs w:val="20"/>
+        </w:rPr>
+        <w:t xml:space="preserve">Fecha: Lunes de Pascua, 6 de abril, 7:00 PM</w:t>
+      </w:r>
+    </w:p>
+    <w:p>
+      <w:pPr>
+        <w:spacing w:after="80"/>
+      </w:pPr>
+      <w:r>
+        <w:rPr>
+          <w:rFonts w:ascii="Trebuchet MS" w:cs="Trebuchet MS" w:eastAsia="Trebuchet MS" w:hAnsi="Trebuchet MS"/>
+          <w:color w:val="1F2833"/>
+          <w:sz w:val="20"/>
+          <w:szCs w:val="20"/>
+        </w:rPr>
+        <w:t xml:space="preserve">Formato: 2 horas, acceso abierto</w:t>
+      </w:r>
+    </w:p>
+    <w:p>
+      <w:pPr>
+        <w:spacing w:after="80"/>
+      </w:pPr>
+      <w:r>
+        <w:rPr>
+          <w:rFonts w:ascii="Trebuchet MS" w:cs="Trebuchet MS" w:eastAsia="Trebuchet MS" w:hAnsi="Trebuchet MS"/>
+          <w:color w:val="1F2833"/>
+          <w:sz w:val="20"/>
+          <w:szCs w:val="20"/>
+        </w:rPr>
+        <w:t xml:space="preserve">Funcion: Panorama actual de la IA y como un directivo puede sacarle provecho sin depender de tecnicos. Acceso opcional — no es requisito para el Taller ni para el CAO.</w:t>
+      </w:r>
+    </w:p>
+    <w:p>
+      <w:pPr>
+        <w:pStyle w:val="Heading3"/>
+        <w:spacing w:after="100" w:before="200"/>
+      </w:pPr>
+      <w:r>
+        <w:rPr>
+          <w:rFonts w:ascii="Arial" w:cs="Arial" w:eastAsia="Arial" w:hAnsi="Arial"/>
+          <w:b/>
+          <w:bCs/>
+          <w:color w:val="FFA000"/>
+          <w:sz w:val="22"/>
+          <w:szCs w:val="22"/>
+        </w:rPr>
         <w:t xml:space="preserve">Nivel 0 — Taller "De Ocupado a Productivo" (Gratis)</w:t>
       </w:r>
     </w:p>
@@ -1843,7 +2191,7 @@
           <w:sz w:val="20"/>
           <w:szCs w:val="20"/>
         </w:rPr>
-        <w:t xml:space="preserve">Fecha: Martes 7 de abril, 7:00 PM, 7 de abril de 2026</w:t>
+        <w:t xml:space="preserve">Fecha: Martes 7 de abril, 7:00 PM</w:t>
       </w:r>
     </w:p>
     <w:p>
@@ -1857,7 +2205,7 @@
           <w:sz w:val="20"/>
           <w:szCs w:val="20"/>
         </w:rPr>
-        <w:t xml:space="preserve">Formato: 3 horas, grupo de hasta 13 personas</w:t>
+        <w:t xml:space="preserve">Formato: 3 horas, grupo de hasta 13 personas. Tambien disponible sabado: 9:00-12:00 o 14:00-17:00</w:t>
       </w:r>
     </w:p>
     <w:p>
